--- a/User Stories and Use Cases SkillBridge AI.docx
+++ b/User Stories and Use Cases SkillBridge AI.docx
@@ -51,37 +51,84 @@
           <w:sz w:val="28"/>
           <w:szCs w:val="28"/>
         </w:rPr>
-        <w:t xml:space="preserve"> US-01: Registration</w:t>
-      </w:r>
-    </w:p>
-    <w:p>
-      <w:pPr>
-        <w:rPr>
-          <w:sz w:val="28"/>
-          <w:szCs w:val="28"/>
-        </w:rPr>
-      </w:pPr>
-      <w:r>
-        <w:rPr>
-          <w:sz w:val="28"/>
-          <w:szCs w:val="28"/>
-        </w:rPr>
-        <w:t xml:space="preserve">As a new user,  I want to register using my email and password,  </w:t>
-      </w:r>
-    </w:p>
-    <w:p>
-      <w:pPr>
-        <w:rPr>
-          <w:sz w:val="28"/>
-          <w:szCs w:val="28"/>
-        </w:rPr>
-      </w:pPr>
-      <w:r>
-        <w:rPr>
-          <w:sz w:val="28"/>
-          <w:szCs w:val="28"/>
-        </w:rPr>
-        <w:t>so that I can create an account and access the platform.</w:t>
+        <w:t>US-01: Registration</w:t>
+      </w:r>
+    </w:p>
+    <w:p>
+      <w:pPr>
+        <w:rPr>
+          <w:sz w:val="28"/>
+          <w:szCs w:val="28"/>
+        </w:rPr>
+      </w:pPr>
+      <w:r>
+        <w:rPr>
+          <w:sz w:val="28"/>
+          <w:szCs w:val="28"/>
+        </w:rPr>
+        <w:t>Related Functional Requirement: FR-01</w:t>
+      </w:r>
+    </w:p>
+    <w:p>
+      <w:pPr>
+        <w:rPr>
+          <w:sz w:val="28"/>
+          <w:szCs w:val="28"/>
+        </w:rPr>
+      </w:pPr>
+      <w:r>
+        <w:rPr>
+          <w:sz w:val="28"/>
+          <w:szCs w:val="28"/>
+        </w:rPr>
+        <w:t>User Story:</w:t>
+      </w:r>
+    </w:p>
+    <w:p>
+      <w:pPr>
+        <w:rPr>
+          <w:sz w:val="28"/>
+          <w:szCs w:val="28"/>
+        </w:rPr>
+      </w:pPr>
+      <w:r>
+        <w:rPr>
+          <w:sz w:val="28"/>
+          <w:szCs w:val="28"/>
+        </w:rPr>
+        <w:t xml:space="preserve">As a new </w:t>
+      </w:r>
+      <w:proofErr w:type="spellStart"/>
+      <w:r>
+        <w:rPr>
+          <w:sz w:val="28"/>
+          <w:szCs w:val="28"/>
+        </w:rPr>
+        <w:t>user,I</w:t>
+      </w:r>
+      <w:proofErr w:type="spellEnd"/>
+      <w:r>
+        <w:rPr>
+          <w:sz w:val="28"/>
+          <w:szCs w:val="28"/>
+        </w:rPr>
+        <w:t xml:space="preserve"> want to register using my email and </w:t>
+      </w:r>
+      <w:proofErr w:type="spellStart"/>
+      <w:r>
+        <w:rPr>
+          <w:sz w:val="28"/>
+          <w:szCs w:val="28"/>
+        </w:rPr>
+        <w:t>password,so</w:t>
+      </w:r>
+      <w:proofErr w:type="spellEnd"/>
+      <w:r>
+        <w:rPr>
+          <w:sz w:val="28"/>
+          <w:szCs w:val="28"/>
+        </w:rPr>
+        <w:t xml:space="preserve"> that I can create an account and access the platform.</w:t>
       </w:r>
     </w:p>
     <w:p>
@@ -167,19 +214,80 @@
           <w:szCs w:val="28"/>
         </w:rPr>
       </w:pPr>
-    </w:p>
-    <w:p>
-      <w:pPr>
-        <w:rPr>
-          <w:sz w:val="28"/>
-          <w:szCs w:val="28"/>
-        </w:rPr>
-      </w:pPr>
-      <w:r>
-        <w:rPr>
-          <w:sz w:val="28"/>
-          <w:szCs w:val="28"/>
-        </w:rPr>
+      <w:r>
+        <w:rPr>
+          <w:sz w:val="28"/>
+          <w:szCs w:val="28"/>
+        </w:rPr>
+        <w:t>Scenarios:</w:t>
+      </w:r>
+    </w:p>
+    <w:p>
+      <w:pPr>
+        <w:rPr>
+          <w:sz w:val="28"/>
+          <w:szCs w:val="28"/>
+        </w:rPr>
+      </w:pPr>
+      <w:r>
+        <w:rPr>
+          <w:sz w:val="28"/>
+          <w:szCs w:val="28"/>
+        </w:rPr>
+        <w:t>- Main Scenario: User enters valid data → account created → confirmation email sent.</w:t>
+      </w:r>
+    </w:p>
+    <w:p>
+      <w:pPr>
+        <w:rPr>
+          <w:sz w:val="28"/>
+          <w:szCs w:val="28"/>
+        </w:rPr>
+      </w:pPr>
+      <w:r>
+        <w:rPr>
+          <w:sz w:val="28"/>
+          <w:szCs w:val="28"/>
+        </w:rPr>
+        <w:t>- Alternative Scenario: Email already exists → error message: "Email already registered."</w:t>
+      </w:r>
+    </w:p>
+    <w:p>
+      <w:pPr>
+        <w:rPr>
+          <w:sz w:val="28"/>
+          <w:szCs w:val="28"/>
+        </w:rPr>
+      </w:pPr>
+      <w:r>
+        <w:rPr>
+          <w:sz w:val="28"/>
+          <w:szCs w:val="28"/>
+        </w:rPr>
+        <w:t>- Exception Scenario: Invalid email format → error message: "Please enter a valid email address."</w:t>
+      </w:r>
+    </w:p>
+    <w:p>
+      <w:pPr>
+        <w:rPr>
+          <w:sz w:val="28"/>
+          <w:szCs w:val="28"/>
+        </w:rPr>
+      </w:pPr>
+    </w:p>
+    <w:p>
+      <w:pPr>
+        <w:rPr>
+          <w:sz w:val="28"/>
+          <w:szCs w:val="28"/>
+        </w:rPr>
+      </w:pPr>
+      <w:r>
+        <w:rPr>
+          <w:sz w:val="28"/>
+          <w:szCs w:val="28"/>
+        </w:rPr>
+        <w:lastRenderedPageBreak/>
         <w:t>US-02: Login</w:t>
       </w:r>
     </w:p>
@@ -195,22 +303,69 @@
           <w:sz w:val="28"/>
           <w:szCs w:val="28"/>
         </w:rPr>
-        <w:t xml:space="preserve">As a registered user,  I want to log in using my credentials,  </w:t>
-      </w:r>
-    </w:p>
-    <w:p>
-      <w:pPr>
-        <w:rPr>
-          <w:sz w:val="28"/>
-          <w:szCs w:val="28"/>
-        </w:rPr>
-      </w:pPr>
-      <w:r>
-        <w:rPr>
-          <w:sz w:val="28"/>
-          <w:szCs w:val="28"/>
-        </w:rPr>
-        <w:t>so that I can access my dashboard and learning roadmaps.</w:t>
+        <w:t>Related Functional Requirement: FR-02</w:t>
+      </w:r>
+    </w:p>
+    <w:p>
+      <w:pPr>
+        <w:rPr>
+          <w:sz w:val="28"/>
+          <w:szCs w:val="28"/>
+        </w:rPr>
+      </w:pPr>
+      <w:r>
+        <w:rPr>
+          <w:sz w:val="28"/>
+          <w:szCs w:val="28"/>
+        </w:rPr>
+        <w:t>User Story:</w:t>
+      </w:r>
+    </w:p>
+    <w:p>
+      <w:pPr>
+        <w:rPr>
+          <w:sz w:val="28"/>
+          <w:szCs w:val="28"/>
+        </w:rPr>
+      </w:pPr>
+      <w:r>
+        <w:rPr>
+          <w:sz w:val="28"/>
+          <w:szCs w:val="28"/>
+        </w:rPr>
+        <w:t xml:space="preserve">As a registered </w:t>
+      </w:r>
+      <w:proofErr w:type="spellStart"/>
+      <w:r>
+        <w:rPr>
+          <w:sz w:val="28"/>
+          <w:szCs w:val="28"/>
+        </w:rPr>
+        <w:t>user,I</w:t>
+      </w:r>
+      <w:proofErr w:type="spellEnd"/>
+      <w:r>
+        <w:rPr>
+          <w:sz w:val="28"/>
+          <w:szCs w:val="28"/>
+        </w:rPr>
+        <w:t xml:space="preserve"> want to log in using my </w:t>
+      </w:r>
+      <w:proofErr w:type="spellStart"/>
+      <w:r>
+        <w:rPr>
+          <w:sz w:val="28"/>
+          <w:szCs w:val="28"/>
+        </w:rPr>
+        <w:t>credentials,so</w:t>
+      </w:r>
+      <w:proofErr w:type="spellEnd"/>
+      <w:r>
+        <w:rPr>
+          <w:sz w:val="28"/>
+          <w:szCs w:val="28"/>
+        </w:rPr>
+        <w:t xml:space="preserve"> that I can access my dashboard and learning roadmaps.</w:t>
       </w:r>
     </w:p>
     <w:p>
@@ -288,65 +443,188 @@
           <w:szCs w:val="28"/>
         </w:rPr>
       </w:pPr>
+    </w:p>
+    <w:p>
+      <w:pPr>
+        <w:rPr>
+          <w:sz w:val="28"/>
+          <w:szCs w:val="28"/>
+        </w:rPr>
+      </w:pPr>
+      <w:r>
+        <w:rPr>
+          <w:sz w:val="28"/>
+          <w:szCs w:val="28"/>
+        </w:rPr>
+        <w:t>Scenarios:</w:t>
+      </w:r>
+    </w:p>
+    <w:p>
+      <w:pPr>
+        <w:rPr>
+          <w:sz w:val="28"/>
+          <w:szCs w:val="28"/>
+        </w:rPr>
+      </w:pPr>
+      <w:r>
+        <w:rPr>
+          <w:sz w:val="28"/>
+          <w:szCs w:val="28"/>
+        </w:rPr>
+        <w:t>- Main Scenario: Valid credentials → JWT token generated → redirect to dashboard.</w:t>
+      </w:r>
+    </w:p>
+    <w:p>
+      <w:pPr>
+        <w:rPr>
+          <w:sz w:val="28"/>
+          <w:szCs w:val="28"/>
+        </w:rPr>
+      </w:pPr>
+      <w:r>
+        <w:rPr>
+          <w:sz w:val="28"/>
+          <w:szCs w:val="28"/>
+        </w:rPr>
+        <w:t>- Alternative Scenario: Wrong password → error: "Incorrect password. Please try again."</w:t>
+      </w:r>
+    </w:p>
+    <w:p>
+      <w:pPr>
+        <w:rPr>
+          <w:sz w:val="28"/>
+          <w:szCs w:val="28"/>
+        </w:rPr>
+      </w:pPr>
+      <w:r>
+        <w:rPr>
+          <w:sz w:val="28"/>
+          <w:szCs w:val="28"/>
+        </w:rPr>
+        <w:t>- Exception Scenario: Email not found → error: "No account found with this email."</w:t>
+      </w:r>
+    </w:p>
+    <w:p>
+      <w:pPr>
+        <w:rPr>
+          <w:sz w:val="28"/>
+          <w:szCs w:val="28"/>
+        </w:rPr>
+      </w:pPr>
+    </w:p>
+    <w:p>
+      <w:pPr>
+        <w:rPr>
+          <w:sz w:val="28"/>
+          <w:szCs w:val="28"/>
+        </w:rPr>
+      </w:pPr>
+    </w:p>
+    <w:p>
+      <w:pPr>
+        <w:rPr>
+          <w:sz w:val="28"/>
+          <w:szCs w:val="28"/>
+        </w:rPr>
+      </w:pPr>
+      <w:r>
+        <w:rPr>
+          <w:sz w:val="28"/>
+          <w:szCs w:val="28"/>
+        </w:rPr>
+        <w:t>US-03: Password Reset</w:t>
+      </w:r>
+    </w:p>
+    <w:p>
+      <w:pPr>
+        <w:rPr>
+          <w:sz w:val="28"/>
+          <w:szCs w:val="28"/>
+        </w:rPr>
+      </w:pPr>
+      <w:r>
+        <w:rPr>
+          <w:sz w:val="28"/>
+          <w:szCs w:val="28"/>
+        </w:rPr>
+        <w:t>Related Functional Requirement: FR-03</w:t>
+      </w:r>
+    </w:p>
+    <w:p>
+      <w:pPr>
+        <w:rPr>
+          <w:sz w:val="28"/>
+          <w:szCs w:val="28"/>
+        </w:rPr>
+      </w:pPr>
+      <w:r>
+        <w:rPr>
+          <w:sz w:val="28"/>
+          <w:szCs w:val="28"/>
+        </w:rPr>
+        <w:t>User Story:</w:t>
+      </w:r>
+    </w:p>
+    <w:p>
+      <w:pPr>
+        <w:rPr>
+          <w:sz w:val="28"/>
+          <w:szCs w:val="28"/>
+        </w:rPr>
+      </w:pPr>
+      <w:r>
+        <w:rPr>
+          <w:sz w:val="28"/>
+          <w:szCs w:val="28"/>
+        </w:rPr>
+        <w:t xml:space="preserve">As a registered </w:t>
+      </w:r>
+      <w:proofErr w:type="spellStart"/>
+      <w:r>
+        <w:rPr>
+          <w:sz w:val="28"/>
+          <w:szCs w:val="28"/>
+        </w:rPr>
+        <w:t>user,I</w:t>
+      </w:r>
+      <w:proofErr w:type="spellEnd"/>
+      <w:r>
+        <w:rPr>
+          <w:sz w:val="28"/>
+          <w:szCs w:val="28"/>
+        </w:rPr>
+        <w:t xml:space="preserve"> want to reset my password via </w:t>
+      </w:r>
+      <w:proofErr w:type="spellStart"/>
+      <w:r>
+        <w:rPr>
+          <w:sz w:val="28"/>
+          <w:szCs w:val="28"/>
+        </w:rPr>
+        <w:t>email,so</w:t>
+      </w:r>
+      <w:proofErr w:type="spellEnd"/>
+      <w:r>
+        <w:rPr>
+          <w:sz w:val="28"/>
+          <w:szCs w:val="28"/>
+        </w:rPr>
+        <w:t xml:space="preserve"> that I can regain access if I forget my password.</w:t>
+      </w:r>
+    </w:p>
+    <w:p>
+      <w:pPr>
+        <w:rPr>
+          <w:sz w:val="28"/>
+          <w:szCs w:val="28"/>
+        </w:rPr>
+      </w:pPr>
       <w:r>
         <w:rPr>
           <w:sz w:val="28"/>
           <w:szCs w:val="28"/>
         </w:rPr>
         <w:lastRenderedPageBreak/>
-        <w:t>US-03: Password Reset</w:t>
-      </w:r>
-    </w:p>
-    <w:p>
-      <w:pPr>
-        <w:rPr>
-          <w:sz w:val="28"/>
-          <w:szCs w:val="28"/>
-        </w:rPr>
-      </w:pPr>
-      <w:r>
-        <w:rPr>
-          <w:sz w:val="28"/>
-          <w:szCs w:val="28"/>
-        </w:rPr>
-        <w:t xml:space="preserve">As a registered user,  I want to reset my password via email,  </w:t>
-      </w:r>
-    </w:p>
-    <w:p>
-      <w:pPr>
-        <w:rPr>
-          <w:sz w:val="28"/>
-          <w:szCs w:val="28"/>
-        </w:rPr>
-      </w:pPr>
-      <w:r>
-        <w:rPr>
-          <w:sz w:val="28"/>
-          <w:szCs w:val="28"/>
-        </w:rPr>
-        <w:t>so that I can regain access if I forget my password.</w:t>
-      </w:r>
-    </w:p>
-    <w:p>
-      <w:pPr>
-        <w:rPr>
-          <w:sz w:val="28"/>
-          <w:szCs w:val="28"/>
-        </w:rPr>
-      </w:pPr>
-    </w:p>
-    <w:p>
-      <w:pPr>
-        <w:rPr>
-          <w:sz w:val="28"/>
-          <w:szCs w:val="28"/>
-        </w:rPr>
-      </w:pPr>
-      <w:r>
-        <w:rPr>
-          <w:sz w:val="28"/>
-          <w:szCs w:val="28"/>
-        </w:rPr>
         <w:t>Acceptance Criteria:</w:t>
       </w:r>
     </w:p>
@@ -400,6 +678,317 @@
         <w:rPr>
           <w:sz w:val="28"/>
           <w:szCs w:val="28"/>
+        </w:rPr>
+      </w:pPr>
+    </w:p>
+    <w:p>
+      <w:pPr>
+        <w:rPr>
+          <w:sz w:val="28"/>
+          <w:szCs w:val="28"/>
+        </w:rPr>
+      </w:pPr>
+      <w:r>
+        <w:rPr>
+          <w:sz w:val="28"/>
+          <w:szCs w:val="28"/>
+        </w:rPr>
+        <w:t>Scenarios:</w:t>
+      </w:r>
+    </w:p>
+    <w:p>
+      <w:pPr>
+        <w:rPr>
+          <w:sz w:val="28"/>
+          <w:szCs w:val="28"/>
+        </w:rPr>
+      </w:pPr>
+      <w:r>
+        <w:rPr>
+          <w:sz w:val="28"/>
+          <w:szCs w:val="28"/>
+        </w:rPr>
+        <w:t>- Main Scenario: User requests reset → receives email → sets new password → success.</w:t>
+      </w:r>
+    </w:p>
+    <w:p>
+      <w:pPr>
+        <w:rPr>
+          <w:sz w:val="28"/>
+          <w:szCs w:val="28"/>
+        </w:rPr>
+      </w:pPr>
+      <w:r>
+        <w:rPr>
+          <w:sz w:val="28"/>
+          <w:szCs w:val="28"/>
+        </w:rPr>
+        <w:t>- Alternative Scenario: Email not found → error: "No account found with this email."</w:t>
+      </w:r>
+    </w:p>
+    <w:p>
+      <w:pPr>
+        <w:rPr>
+          <w:sz w:val="28"/>
+          <w:szCs w:val="28"/>
+        </w:rPr>
+      </w:pPr>
+      <w:r>
+        <w:rPr>
+          <w:sz w:val="28"/>
+          <w:szCs w:val="28"/>
+        </w:rPr>
+        <w:t>- Exception Scenario: Reset link expired → error: "This link has expired. Request a new one."</w:t>
+      </w:r>
+    </w:p>
+    <w:p>
+      <w:pPr>
+        <w:rPr>
+          <w:sz w:val="28"/>
+          <w:szCs w:val="28"/>
+        </w:rPr>
+      </w:pPr>
+    </w:p>
+    <w:p>
+      <w:pPr>
+        <w:rPr>
+          <w:rFonts w:hint="cs"/>
+          <w:sz w:val="28"/>
+          <w:szCs w:val="28"/>
+          <w:rtl/>
+        </w:rPr>
+      </w:pPr>
+    </w:p>
+    <w:p>
+      <w:pPr>
+        <w:rPr>
+          <w:sz w:val="28"/>
+          <w:szCs w:val="28"/>
+        </w:rPr>
+      </w:pPr>
+      <w:r>
+        <w:rPr>
+          <w:sz w:val="28"/>
+          <w:szCs w:val="28"/>
+        </w:rPr>
+        <w:t>US-05: Roadmap Generation</w:t>
+      </w:r>
+    </w:p>
+    <w:p>
+      <w:pPr>
+        <w:rPr>
+          <w:sz w:val="28"/>
+          <w:szCs w:val="28"/>
+        </w:rPr>
+      </w:pPr>
+      <w:r>
+        <w:rPr>
+          <w:sz w:val="28"/>
+          <w:szCs w:val="28"/>
+        </w:rPr>
+        <w:t>Related Functional Requirement: FR-05, FR-06, FR-07</w:t>
+      </w:r>
+    </w:p>
+    <w:p>
+      <w:pPr>
+        <w:rPr>
+          <w:sz w:val="28"/>
+          <w:szCs w:val="28"/>
+        </w:rPr>
+      </w:pPr>
+      <w:r>
+        <w:rPr>
+          <w:sz w:val="28"/>
+          <w:szCs w:val="28"/>
+        </w:rPr>
+        <w:t>User Story:</w:t>
+      </w:r>
+    </w:p>
+    <w:p>
+      <w:pPr>
+        <w:rPr>
+          <w:sz w:val="28"/>
+          <w:szCs w:val="28"/>
+        </w:rPr>
+      </w:pPr>
+      <w:r>
+        <w:rPr>
+          <w:sz w:val="28"/>
+          <w:szCs w:val="28"/>
+        </w:rPr>
+        <w:t>As a learner, I want to generate a personalized learning roadmap, so that I can follow a structured learning path.</w:t>
+      </w:r>
+    </w:p>
+    <w:p>
+      <w:pPr>
+        <w:rPr>
+          <w:sz w:val="28"/>
+          <w:szCs w:val="28"/>
+        </w:rPr>
+      </w:pPr>
+    </w:p>
+    <w:p>
+      <w:pPr>
+        <w:rPr>
+          <w:sz w:val="28"/>
+          <w:szCs w:val="28"/>
+        </w:rPr>
+      </w:pPr>
+      <w:r>
+        <w:rPr>
+          <w:sz w:val="28"/>
+          <w:szCs w:val="28"/>
+        </w:rPr>
+        <w:t>Acceptance Criteria:</w:t>
+      </w:r>
+    </w:p>
+    <w:p>
+      <w:pPr>
+        <w:rPr>
+          <w:sz w:val="28"/>
+          <w:szCs w:val="28"/>
+        </w:rPr>
+      </w:pPr>
+      <w:r>
+        <w:rPr>
+          <w:sz w:val="28"/>
+          <w:szCs w:val="28"/>
+        </w:rPr>
+        <w:t>- AC-01: System generates a roadmap based on survey data.</w:t>
+      </w:r>
+    </w:p>
+    <w:p>
+      <w:pPr>
+        <w:rPr>
+          <w:sz w:val="28"/>
+          <w:szCs w:val="28"/>
+        </w:rPr>
+      </w:pPr>
+      <w:r>
+        <w:rPr>
+          <w:sz w:val="28"/>
+          <w:szCs w:val="28"/>
+        </w:rPr>
+        <w:t>- AC-02: Roadmap has at least 4 stages.</w:t>
+      </w:r>
+    </w:p>
+    <w:p>
+      <w:pPr>
+        <w:rPr>
+          <w:sz w:val="28"/>
+          <w:szCs w:val="28"/>
+        </w:rPr>
+      </w:pPr>
+      <w:r>
+        <w:rPr>
+          <w:sz w:val="28"/>
+          <w:szCs w:val="28"/>
+        </w:rPr>
+        <w:t>- AC-03: User can view the roadmap anytime.</w:t>
+      </w:r>
+    </w:p>
+    <w:p>
+      <w:pPr>
+        <w:rPr>
+          <w:sz w:val="28"/>
+          <w:szCs w:val="28"/>
+          <w:lang w:val="en-US" w:bidi="ar-EG"/>
+        </w:rPr>
+      </w:pPr>
+      <w:r>
+        <w:rPr>
+          <w:sz w:val="28"/>
+          <w:szCs w:val="28"/>
+        </w:rPr>
+        <w:t>- AC-04: User can regene</w:t>
+      </w:r>
+      <w:r>
+        <w:rPr>
+          <w:sz w:val="28"/>
+          <w:szCs w:val="28"/>
+        </w:rPr>
+        <w:t>rate the roadmap if unsatisfied</w:t>
+      </w:r>
+      <w:r>
+        <w:rPr>
+          <w:sz w:val="28"/>
+          <w:szCs w:val="28"/>
+          <w:lang w:val="en-US"/>
+        </w:rPr>
+        <w:t>.</w:t>
+      </w:r>
+    </w:p>
+    <w:p>
+      <w:pPr>
+        <w:rPr>
+          <w:sz w:val="28"/>
+          <w:szCs w:val="28"/>
+          <w:lang w:val="en-US" w:bidi="ar-EG"/>
+        </w:rPr>
+      </w:pPr>
+      <w:r>
+        <w:rPr>
+          <w:sz w:val="28"/>
+          <w:szCs w:val="28"/>
+        </w:rPr>
+        <w:lastRenderedPageBreak/>
+        <w:t>Scenarios:</w:t>
+      </w:r>
+    </w:p>
+    <w:p>
+      <w:pPr>
+        <w:rPr>
+          <w:sz w:val="28"/>
+          <w:szCs w:val="28"/>
+        </w:rPr>
+      </w:pPr>
+      <w:r>
+        <w:rPr>
+          <w:sz w:val="28"/>
+          <w:szCs w:val="28"/>
+        </w:rPr>
+        <w:t>- Main Scenario: User requests roadmap → system generates it → user views stages.</w:t>
+      </w:r>
+    </w:p>
+    <w:p>
+      <w:pPr>
+        <w:rPr>
+          <w:sz w:val="28"/>
+          <w:szCs w:val="28"/>
+        </w:rPr>
+      </w:pPr>
+      <w:r>
+        <w:rPr>
+          <w:sz w:val="28"/>
+          <w:szCs w:val="28"/>
+        </w:rPr>
+        <w:t>- Alternative Scenario: Survey data incomplete → system prompts user to complete survey.</w:t>
+      </w:r>
+    </w:p>
+    <w:p>
+      <w:pPr>
+        <w:rPr>
+          <w:rFonts w:hint="cs"/>
+          <w:sz w:val="28"/>
+          <w:szCs w:val="28"/>
+          <w:rtl/>
+        </w:rPr>
+      </w:pPr>
+      <w:r>
+        <w:rPr>
+          <w:sz w:val="28"/>
+          <w:szCs w:val="28"/>
+        </w:rPr>
+        <w:t>- Exception Scenario: AI fails to generate roadmap → system displays error message.</w:t>
+      </w:r>
+    </w:p>
+    <w:p>
+      <w:pPr>
+        <w:rPr>
+          <w:rFonts w:hint="cs"/>
+          <w:sz w:val="28"/>
+          <w:szCs w:val="28"/>
+          <w:rtl/>
         </w:rPr>
       </w:pPr>
     </w:p>
@@ -594,37 +1183,37 @@
           <w:sz w:val="28"/>
           <w:szCs w:val="28"/>
         </w:rPr>
+        <w:t>1. User enters an email that already exists.</w:t>
+      </w:r>
+    </w:p>
+    <w:p>
+      <w:pPr>
+        <w:rPr>
+          <w:sz w:val="28"/>
+          <w:szCs w:val="28"/>
+        </w:rPr>
+      </w:pPr>
+      <w:r>
+        <w:rPr>
+          <w:sz w:val="28"/>
+          <w:szCs w:val="28"/>
+        </w:rPr>
+        <w:t>2. System displays: "Email already registered."</w:t>
+      </w:r>
+    </w:p>
+    <w:p>
+      <w:pPr>
+        <w:rPr>
+          <w:sz w:val="28"/>
+          <w:szCs w:val="28"/>
+        </w:rPr>
+      </w:pPr>
+      <w:r>
+        <w:rPr>
+          <w:sz w:val="28"/>
+          <w:szCs w:val="28"/>
+        </w:rPr>
         <w:lastRenderedPageBreak/>
-        <w:t>1. User enters an email that already exists.</w:t>
-      </w:r>
-    </w:p>
-    <w:p>
-      <w:pPr>
-        <w:rPr>
-          <w:sz w:val="28"/>
-          <w:szCs w:val="28"/>
-        </w:rPr>
-      </w:pPr>
-      <w:r>
-        <w:rPr>
-          <w:sz w:val="28"/>
-          <w:szCs w:val="28"/>
-        </w:rPr>
-        <w:t>2. System displays: "Email already registered."</w:t>
-      </w:r>
-    </w:p>
-    <w:p>
-      <w:pPr>
-        <w:rPr>
-          <w:sz w:val="28"/>
-          <w:szCs w:val="28"/>
-        </w:rPr>
-      </w:pPr>
-      <w:r>
-        <w:rPr>
-          <w:sz w:val="28"/>
-          <w:szCs w:val="28"/>
-        </w:rPr>
         <w:t>3. User is prompted to log in or use another email.</w:t>
       </w:r>
     </w:p>
@@ -928,6 +1517,7 @@
           <w:sz w:val="28"/>
           <w:szCs w:val="28"/>
         </w:rPr>
+        <w:lastRenderedPageBreak/>
         <w:t>1. Learner tries to book a slot that is already booked.</w:t>
       </w:r>
     </w:p>
@@ -1211,7 +1801,6 @@
           <w:sz w:val="28"/>
           <w:szCs w:val="28"/>
         </w:rPr>
-        <w:lastRenderedPageBreak/>
         <w:t>- AC-02: Roadmap has at least 4 stages.</w:t>
       </w:r>
     </w:p>
@@ -1463,234 +2052,6 @@
           <w:szCs w:val="28"/>
         </w:rPr>
         <w:t>d.</w:t>
-      </w:r>
-    </w:p>
-    <w:p>
-      <w:pPr>
-        <w:rPr>
-          <w:sz w:val="28"/>
-          <w:szCs w:val="28"/>
-        </w:rPr>
-      </w:pPr>
-    </w:p>
-    <w:p>
-      <w:pPr>
-        <w:rPr>
-          <w:sz w:val="28"/>
-          <w:szCs w:val="28"/>
-        </w:rPr>
-      </w:pPr>
-    </w:p>
-    <w:p>
-      <w:pPr>
-        <w:rPr>
-          <w:sz w:val="28"/>
-          <w:szCs w:val="28"/>
-        </w:rPr>
-      </w:pPr>
-      <w:r>
-        <w:rPr>
-          <w:sz w:val="28"/>
-          <w:szCs w:val="28"/>
-        </w:rPr>
-        <w:t>US-08: Quizzes</w:t>
-      </w:r>
-    </w:p>
-    <w:p>
-      <w:pPr>
-        <w:rPr>
-          <w:sz w:val="28"/>
-          <w:szCs w:val="28"/>
-        </w:rPr>
-      </w:pPr>
-      <w:r>
-        <w:rPr>
-          <w:sz w:val="28"/>
-          <w:szCs w:val="28"/>
-        </w:rPr>
-        <w:t>As a learner, I want to take quizzes at the end of each stage, so that I can test my knowledge.</w:t>
-      </w:r>
-    </w:p>
-    <w:p>
-      <w:pPr>
-        <w:rPr>
-          <w:sz w:val="28"/>
-          <w:szCs w:val="28"/>
-        </w:rPr>
-      </w:pPr>
-    </w:p>
-    <w:p>
-      <w:pPr>
-        <w:rPr>
-          <w:sz w:val="28"/>
-          <w:szCs w:val="28"/>
-        </w:rPr>
-      </w:pPr>
-      <w:r>
-        <w:rPr>
-          <w:sz w:val="28"/>
-          <w:szCs w:val="28"/>
-        </w:rPr>
-        <w:t>Acceptance Criteria:</w:t>
-      </w:r>
-    </w:p>
-    <w:p>
-      <w:pPr>
-        <w:rPr>
-          <w:sz w:val="28"/>
-          <w:szCs w:val="28"/>
-        </w:rPr>
-      </w:pPr>
-      <w:r>
-        <w:rPr>
-          <w:sz w:val="28"/>
-          <w:szCs w:val="28"/>
-        </w:rPr>
-        <w:t>- AC-01: System provides a quiz at the end of each stage.</w:t>
-      </w:r>
-    </w:p>
-    <w:p>
-      <w:pPr>
-        <w:rPr>
-          <w:sz w:val="28"/>
-          <w:szCs w:val="28"/>
-        </w:rPr>
-      </w:pPr>
-      <w:r>
-        <w:rPr>
-          <w:sz w:val="28"/>
-          <w:szCs w:val="28"/>
-        </w:rPr>
-        <w:t>- AC-02: System auto-grades quizzes and displays score.</w:t>
-      </w:r>
-    </w:p>
-    <w:p>
-      <w:pPr>
-        <w:rPr>
-          <w:sz w:val="28"/>
-          <w:szCs w:val="28"/>
-        </w:rPr>
-      </w:pPr>
-      <w:r>
-        <w:rPr>
-          <w:sz w:val="28"/>
-          <w:szCs w:val="28"/>
-        </w:rPr>
-        <w:t>- AC-03: User can retake quiz if they fail.</w:t>
-      </w:r>
-    </w:p>
-    <w:p>
-      <w:pPr>
-        <w:rPr>
-          <w:sz w:val="28"/>
-          <w:szCs w:val="28"/>
-        </w:rPr>
-      </w:pPr>
-    </w:p>
-    <w:p>
-      <w:pPr>
-        <w:rPr>
-          <w:sz w:val="28"/>
-          <w:szCs w:val="28"/>
-        </w:rPr>
-      </w:pPr>
-    </w:p>
-    <w:p>
-      <w:pPr>
-        <w:rPr>
-          <w:sz w:val="28"/>
-          <w:szCs w:val="28"/>
-        </w:rPr>
-      </w:pPr>
-      <w:r>
-        <w:rPr>
-          <w:sz w:val="28"/>
-          <w:szCs w:val="28"/>
-        </w:rPr>
-        <w:t>US-09: Mentor Booking</w:t>
-      </w:r>
-    </w:p>
-    <w:p>
-      <w:pPr>
-        <w:rPr>
-          <w:sz w:val="28"/>
-          <w:szCs w:val="28"/>
-        </w:rPr>
-      </w:pPr>
-      <w:r>
-        <w:rPr>
-          <w:sz w:val="28"/>
-          <w:szCs w:val="28"/>
-        </w:rPr>
-        <w:t>As a learner, I want to search for and book mentors, so that I can get professional guidance.</w:t>
-      </w:r>
-    </w:p>
-    <w:p>
-      <w:pPr>
-        <w:rPr>
-          <w:sz w:val="28"/>
-          <w:szCs w:val="28"/>
-        </w:rPr>
-      </w:pPr>
-    </w:p>
-    <w:p>
-      <w:pPr>
-        <w:rPr>
-          <w:sz w:val="28"/>
-          <w:szCs w:val="28"/>
-        </w:rPr>
-      </w:pPr>
-      <w:r>
-        <w:rPr>
-          <w:sz w:val="28"/>
-          <w:szCs w:val="28"/>
-        </w:rPr>
-        <w:t>Acceptance Criteria:</w:t>
-      </w:r>
-    </w:p>
-    <w:p>
-      <w:pPr>
-        <w:rPr>
-          <w:sz w:val="28"/>
-          <w:szCs w:val="28"/>
-        </w:rPr>
-      </w:pPr>
-      <w:r>
-        <w:rPr>
-          <w:sz w:val="28"/>
-          <w:szCs w:val="28"/>
-        </w:rPr>
-        <w:t>- AC-01: User can search for mentors by specialty.</w:t>
-      </w:r>
-    </w:p>
-    <w:p>
-      <w:pPr>
-        <w:rPr>
-          <w:sz w:val="28"/>
-          <w:szCs w:val="28"/>
-        </w:rPr>
-      </w:pPr>
-      <w:r>
-        <w:rPr>
-          <w:sz w:val="28"/>
-          <w:szCs w:val="28"/>
-        </w:rPr>
-        <w:t>- AC-02: User can view mentor availability.</w:t>
-      </w:r>
-    </w:p>
-    <w:p>
-      <w:pPr>
-        <w:rPr>
-          <w:sz w:val="28"/>
-          <w:szCs w:val="28"/>
-        </w:rPr>
-      </w:pPr>
-      <w:r>
-        <w:rPr>
-          <w:sz w:val="28"/>
-          <w:szCs w:val="28"/>
-        </w:rPr>
-        <w:t>- AC-03: User can book a session and receive confirmation.</w:t>
       </w:r>
     </w:p>
     <w:p>
@@ -1718,6 +2079,243 @@
       </w:pPr>
       <w:bookmarkStart w:id="0" w:name="_GoBack"/>
       <w:bookmarkEnd w:id="0"/>
+    </w:p>
+    <w:p>
+      <w:pPr>
+        <w:rPr>
+          <w:sz w:val="28"/>
+          <w:szCs w:val="28"/>
+        </w:rPr>
+      </w:pPr>
+      <w:r>
+        <w:rPr>
+          <w:sz w:val="28"/>
+          <w:szCs w:val="28"/>
+        </w:rPr>
+        <w:lastRenderedPageBreak/>
+        <w:t>US-08: Quizzes</w:t>
+      </w:r>
+    </w:p>
+    <w:p>
+      <w:pPr>
+        <w:rPr>
+          <w:sz w:val="28"/>
+          <w:szCs w:val="28"/>
+        </w:rPr>
+      </w:pPr>
+      <w:r>
+        <w:rPr>
+          <w:sz w:val="28"/>
+          <w:szCs w:val="28"/>
+        </w:rPr>
+        <w:t>As a learner, I want to take quizzes at the end of each stage, so that I can test my knowledge.</w:t>
+      </w:r>
+    </w:p>
+    <w:p>
+      <w:pPr>
+        <w:rPr>
+          <w:sz w:val="28"/>
+          <w:szCs w:val="28"/>
+        </w:rPr>
+      </w:pPr>
+    </w:p>
+    <w:p>
+      <w:pPr>
+        <w:rPr>
+          <w:sz w:val="28"/>
+          <w:szCs w:val="28"/>
+        </w:rPr>
+      </w:pPr>
+      <w:r>
+        <w:rPr>
+          <w:sz w:val="28"/>
+          <w:szCs w:val="28"/>
+        </w:rPr>
+        <w:t>Acceptance Criteria:</w:t>
+      </w:r>
+    </w:p>
+    <w:p>
+      <w:pPr>
+        <w:rPr>
+          <w:sz w:val="28"/>
+          <w:szCs w:val="28"/>
+        </w:rPr>
+      </w:pPr>
+      <w:r>
+        <w:rPr>
+          <w:sz w:val="28"/>
+          <w:szCs w:val="28"/>
+        </w:rPr>
+        <w:t>- AC-01: System provides a quiz at the end of each stage.</w:t>
+      </w:r>
+    </w:p>
+    <w:p>
+      <w:pPr>
+        <w:rPr>
+          <w:sz w:val="28"/>
+          <w:szCs w:val="28"/>
+        </w:rPr>
+      </w:pPr>
+      <w:r>
+        <w:rPr>
+          <w:sz w:val="28"/>
+          <w:szCs w:val="28"/>
+        </w:rPr>
+        <w:t>- AC-02: System auto-grades quizzes and displays score.</w:t>
+      </w:r>
+    </w:p>
+    <w:p>
+      <w:pPr>
+        <w:rPr>
+          <w:sz w:val="28"/>
+          <w:szCs w:val="28"/>
+        </w:rPr>
+      </w:pPr>
+      <w:r>
+        <w:rPr>
+          <w:sz w:val="28"/>
+          <w:szCs w:val="28"/>
+        </w:rPr>
+        <w:t>- AC-03: User can retake quiz if they fail.</w:t>
+      </w:r>
+    </w:p>
+    <w:p>
+      <w:pPr>
+        <w:rPr>
+          <w:sz w:val="28"/>
+          <w:szCs w:val="28"/>
+        </w:rPr>
+      </w:pPr>
+    </w:p>
+    <w:p>
+      <w:pPr>
+        <w:rPr>
+          <w:sz w:val="28"/>
+          <w:szCs w:val="28"/>
+        </w:rPr>
+      </w:pPr>
+    </w:p>
+    <w:p>
+      <w:pPr>
+        <w:rPr>
+          <w:sz w:val="28"/>
+          <w:szCs w:val="28"/>
+        </w:rPr>
+      </w:pPr>
+      <w:r>
+        <w:rPr>
+          <w:sz w:val="28"/>
+          <w:szCs w:val="28"/>
+        </w:rPr>
+        <w:t>US-09: Mentor Booking</w:t>
+      </w:r>
+    </w:p>
+    <w:p>
+      <w:pPr>
+        <w:rPr>
+          <w:sz w:val="28"/>
+          <w:szCs w:val="28"/>
+        </w:rPr>
+      </w:pPr>
+      <w:r>
+        <w:rPr>
+          <w:sz w:val="28"/>
+          <w:szCs w:val="28"/>
+        </w:rPr>
+        <w:t>As a learner, I want to search for and book mentors, so that I can get professional guidance.</w:t>
+      </w:r>
+    </w:p>
+    <w:p>
+      <w:pPr>
+        <w:rPr>
+          <w:sz w:val="28"/>
+          <w:szCs w:val="28"/>
+        </w:rPr>
+      </w:pPr>
+    </w:p>
+    <w:p>
+      <w:pPr>
+        <w:rPr>
+          <w:sz w:val="28"/>
+          <w:szCs w:val="28"/>
+        </w:rPr>
+      </w:pPr>
+      <w:r>
+        <w:rPr>
+          <w:sz w:val="28"/>
+          <w:szCs w:val="28"/>
+        </w:rPr>
+        <w:t>Acceptance Criteria:</w:t>
+      </w:r>
+    </w:p>
+    <w:p>
+      <w:pPr>
+        <w:rPr>
+          <w:sz w:val="28"/>
+          <w:szCs w:val="28"/>
+        </w:rPr>
+      </w:pPr>
+      <w:r>
+        <w:rPr>
+          <w:sz w:val="28"/>
+          <w:szCs w:val="28"/>
+        </w:rPr>
+        <w:t>- AC-01: User can search for mentors by specialty.</w:t>
+      </w:r>
+    </w:p>
+    <w:p>
+      <w:pPr>
+        <w:rPr>
+          <w:sz w:val="28"/>
+          <w:szCs w:val="28"/>
+        </w:rPr>
+      </w:pPr>
+      <w:r>
+        <w:rPr>
+          <w:sz w:val="28"/>
+          <w:szCs w:val="28"/>
+        </w:rPr>
+        <w:t>- AC-02: User can view mentor availability.</w:t>
+      </w:r>
+    </w:p>
+    <w:p>
+      <w:pPr>
+        <w:rPr>
+          <w:sz w:val="28"/>
+          <w:szCs w:val="28"/>
+        </w:rPr>
+      </w:pPr>
+      <w:r>
+        <w:rPr>
+          <w:sz w:val="28"/>
+          <w:szCs w:val="28"/>
+        </w:rPr>
+        <w:t>- AC-03: User can book a session and receive confirmation.</w:t>
+      </w:r>
+    </w:p>
+    <w:p>
+      <w:pPr>
+        <w:rPr>
+          <w:sz w:val="28"/>
+          <w:szCs w:val="28"/>
+        </w:rPr>
+      </w:pPr>
+    </w:p>
+    <w:p>
+      <w:pPr>
+        <w:rPr>
+          <w:sz w:val="28"/>
+          <w:szCs w:val="28"/>
+        </w:rPr>
+      </w:pPr>
+    </w:p>
+    <w:p>
+      <w:pPr>
+        <w:rPr>
+          <w:sz w:val="28"/>
+          <w:szCs w:val="28"/>
+        </w:rPr>
+      </w:pPr>
       <w:r>
         <w:rPr>
           <w:sz w:val="28"/>
@@ -1753,22 +2351,22 @@
           <w:sz w:val="28"/>
           <w:szCs w:val="28"/>
         </w:rPr>
+        <w:t>Acceptance Criteria:</w:t>
+      </w:r>
+    </w:p>
+    <w:p>
+      <w:pPr>
+        <w:rPr>
+          <w:sz w:val="28"/>
+          <w:szCs w:val="28"/>
+        </w:rPr>
+      </w:pPr>
+      <w:r>
+        <w:rPr>
+          <w:sz w:val="28"/>
+          <w:szCs w:val="28"/>
+        </w:rPr>
         <w:lastRenderedPageBreak/>
-        <w:t>Acceptance Criteria:</w:t>
-      </w:r>
-    </w:p>
-    <w:p>
-      <w:pPr>
-        <w:rPr>
-          <w:sz w:val="28"/>
-          <w:szCs w:val="28"/>
-        </w:rPr>
-      </w:pPr>
-      <w:r>
-        <w:rPr>
-          <w:sz w:val="28"/>
-          <w:szCs w:val="28"/>
-        </w:rPr>
         <w:t>- AC-01: Admin can view all users and their roles.</w:t>
       </w:r>
     </w:p>
